--- a/public/template/3. QD Phê duyệt KHLCNT .docx
+++ b/public/template/3. QD Phê duyệt KHLCNT .docx
@@ -945,17 +945,7 @@
           <w:color w:val="000000"/>
           <w:lang w:val="nl-NL"/>
         </w:rPr>
-        <w:t>Số 11/2021/TT-BXD ngày 31/8/2021 của Bộ Xây dựng về việc hướng dẫn một số nội dung xác định và quản lý chi phí đầu tư xây dự</w:t>
-      </w:r>
-      <w:bookmarkStart w:id="4" w:name="_GoBack"/>
-      <w:bookmarkEnd w:id="4"/>
-      <w:r>
-        <w:rPr>
-          <w:i/>
-          <w:color w:val="000000"/>
-          <w:lang w:val="nl-NL"/>
-        </w:rPr>
-        <w:t xml:space="preserve">ng; số 12/2021/TT-BXD ngày 31/8/2021 của Bộ Xây dựng về việc ban hành định mức xây dựng; </w:t>
+        <w:t xml:space="preserve">Số 11/2021/TT-BXD ngày 31/8/2021 của Bộ Xây dựng về việc hướng dẫn một số nội dung xác định và quản lý chi phí đầu tư xây dựng; số 12/2021/TT-BXD ngày 31/8/2021 của Bộ Xây dựng về việc ban hành định mức xây dựng; </w:t>
       </w:r>
       <w:r>
         <w:rPr>
@@ -1136,23 +1126,15 @@
       </w:r>
       <w:r>
         <w:rPr>
-          <w:b w:val="0"/>
-          <w:i/>
-          <w:color w:val="auto"/>
-          <w:highlight w:val="yellow"/>
-        </w:rPr>
-        <w:t>1285A/TTr-LCQ</w:t>
-      </w:r>
-      <w:r>
-        <w:rPr>
+          <w:rFonts w:hint="default"/>
           <w:b w:val="0"/>
           <w:bCs/>
           <w:i/>
           <w:color w:val="auto"/>
           <w:kern w:val="16"/>
-          <w:highlight w:val="yellow"/>
-        </w:rPr>
-        <w:t xml:space="preserve"> ngày 14/10/2025</w:t>
+          <w:lang w:val="en-US"/>
+        </w:rPr>
+        <w:t>{submission.no}</w:t>
       </w:r>
       <w:r>
         <w:rPr>
@@ -1161,8 +1143,32 @@
           <w:i/>
           <w:color w:val="auto"/>
           <w:kern w:val="16"/>
-        </w:rPr>
-        <w:t xml:space="preserve"> của liên cơ quan Trung tâm BĐKTHC – Tài chính </w:t>
+          <w:highlight w:val="none"/>
+        </w:rPr>
+        <w:t xml:space="preserve"> ngày </w:t>
+      </w:r>
+      <w:r>
+        <w:rPr>
+          <w:rFonts w:hint="default"/>
+          <w:b w:val="0"/>
+          <w:bCs/>
+          <w:i/>
+          <w:color w:val="auto"/>
+          <w:kern w:val="16"/>
+          <w:highlight w:val="none"/>
+          <w:lang w:val="en-US"/>
+        </w:rPr>
+        <w:t xml:space="preserve">{submission.date} </w:t>
+      </w:r>
+      <w:r>
+        <w:rPr>
+          <w:b w:val="0"/>
+          <w:bCs/>
+          <w:i/>
+          <w:color w:val="auto"/>
+          <w:kern w:val="16"/>
+        </w:rPr>
+        <w:t xml:space="preserve">của liên cơ quan Trung tâm BĐKTHC – Tài chính </w:t>
       </w:r>
       <w:r>
         <w:rPr>
@@ -1197,14 +1203,17 @@
       <w:bookmarkStart w:id="2" w:name="_Hlk166070280"/>
       <w:r>
         <w:rPr>
+          <w:rFonts w:hint="default"/>
           <w:b w:val="0"/>
           <w:i/>
           <w:color w:val="auto"/>
           <w:highlight w:val="yellow"/>
-          <w:lang w:val="pt-BR"/>
-        </w:rPr>
-        <w:t>Sửa chữa Bó vỉa betong đường vào Kho Xăng dầu</w:t>
-      </w:r>
+          <w:lang w:val="en-US"/>
+        </w:rPr>
+        <w:t>\{name}</w:t>
+      </w:r>
+      <w:bookmarkStart w:id="4" w:name="_GoBack"/>
+      <w:bookmarkEnd w:id="4"/>
       <w:r>
         <w:rPr>
           <w:b w:val="0"/>
@@ -3736,7 +3745,7 @@
   <w:docDefaults>
     <w:rPrDefault>
       <w:rPr>
-        <w:rFonts w:ascii="Times New Roman" w:hAnsi="Times New Roman" w:eastAsia="Times New Roman" w:cs="Times New Roman"/>
+        <w:rFonts w:ascii="Times New Roman" w:hAnsi="Times New Roman" w:eastAsia="SimSun" w:cs="Times New Roman"/>
       </w:rPr>
     </w:rPrDefault>
     <w:pPrDefault/>
